--- a/templates/P2-0214.docx
+++ b/templates/P2-0214.docx
@@ -3533,7 +3533,7 @@
           <w:sz w:val="20"/>
           <w:szCs w:val="20"/>
         </w:rPr>
-        <w:t>this {signing_day} day of {signing_month}, _________.</w:t>
+        <w:t>this {signing_day} day of {signing_month}, {signing_year}.</w:t>
       </w:r>
     </w:p>
     <w:p>
